--- a/documentation/user_guides/individual_programs/noise_reduction/Noise_Reduction_User_Guide.docx
+++ b/documentation/user_guides/individual_programs/noise_reduction/Noise_Reduction_User_Guide.docx
@@ -468,7 +468,7 @@
     </w:p>
     <w:p>
       <w:r>
-        <w:t>Processing displays four worker slots, progress, succeeded/skipped/error counts, and per-file statuses such as FIXED, SKIP, or ERROR. Results reports total, reduced, skipped, errors, and elapsed time. The Results tab can open the log and source folder and audition before/after audio when a successful live result is available.</w:t>
+        <w:t>Processing displays one worker slot per logical CPU (at most eight), progress, succeeded/skipped/error counts, and per-file statuses such as FIXED, SKIP, or ERROR. Results reports total, reduced, skipped, errors, and elapsed time. The Results tab can open the log and source folder and audition before/after audio when a successful live result is available.</w:t>
       </w:r>
     </w:p>
     <w:p>
